--- a/reference/resume/Rohan_Resume_v26.docx
+++ b/reference/resume/Rohan_Resume_v26.docx
@@ -70,23 +70,23 @@
           <w:sz w:val="19"/>
           <w:szCs w:val="19"/>
         </w:rPr>
-        <w:t>● (</w:t>
-      </w:r>
-      <w:r>
-        <w:rPr>
-          <w:color w:val="555555"/>
-          <w:sz w:val="19"/>
-          <w:szCs w:val="19"/>
-        </w:rPr>
-        <w:t>240) 495-</w:t>
-      </w:r>
-      <w:r>
-        <w:rPr>
-          <w:color w:val="555555"/>
-          <w:sz w:val="19"/>
-          <w:szCs w:val="19"/>
-        </w:rPr>
-        <w:t>9682 ●</w:t>
+        <w:t>●</w:t>
+      </w:r>
+      <w:r>
+        <w:rPr>
+          <w:color w:val="555555"/>
+          <w:sz w:val="19"/>
+          <w:szCs w:val="19"/>
+        </w:rPr>
+        <w:t/>
+      </w:r>
+      <w:r>
+        <w:rPr>
+          <w:color w:val="555555"/>
+          <w:sz w:val="19"/>
+          <w:szCs w:val="19"/>
+        </w:rPr>
+        <w:t/>
       </w:r>
       <w:r>
         <w:rPr>
@@ -104,7 +104,7 @@
             <w:szCs w:val="19"/>
             <w:u w:val="single"/>
           </w:rPr>
-          <w:t>rohanjain2312@gmail.com</w:t>
+          <w:t>jainrohan2312@gmail.com</w:t>
         </w:r>
       </w:hyperlink>
       <w:r>
